--- a/ui/docs/ui.docx
+++ b/ui/docs/ui.docx
@@ -644,6 +644,427 @@
         </w:tc>
       </w:tr>
     </w:tbl>
+    <w:p>
+      <w:r>
+        <w:br w:type="page"/>
+      </w:r>
+    </w:p>
+    <w:p>
+      <w:pPr>
+        <w:pStyle w:val="Heading1"/>
+        <w:jc w:val="center"/>
+      </w:pPr>
+      <w:r>
+        <w:rPr>
+          <w:color w:val="1E40AF"/>
+        </w:rPr>
+        <w:t>Login &amp; Sign-Up Flow</w:t>
+      </w:r>
+    </w:p>
+    <w:p>
+      <w:pPr>
+        <w:jc w:val="center"/>
+      </w:pPr>
+      <w:r>
+        <w:rPr>
+          <w:color w:val="64748B"/>
+          <w:sz w:val="20"/>
+        </w:rPr>
+        <w:t>Authentication flow — Wine &amp; Liquor AI Agent</w:t>
+      </w:r>
+    </w:p>
+    <w:p/>
+    <w:p>
+      <w:pPr>
+        <w:jc w:val="center"/>
+      </w:pPr>
+      <w:r>
+        <w:drawing>
+          <wp:inline xmlns:a="http://schemas.openxmlformats.org/drawingml/2006/main" xmlns:pic="http://schemas.openxmlformats.org/drawingml/2006/picture">
+            <wp:extent cx="5943600" cy="8219751"/>
+            <wp:docPr id="11" name="Picture 11"/>
+            <wp:cNvGraphicFramePr>
+              <a:graphicFrameLocks noChangeAspect="1"/>
+            </wp:cNvGraphicFramePr>
+            <a:graphic>
+              <a:graphicData uri="http://schemas.openxmlformats.org/drawingml/2006/picture">
+                <pic:pic>
+                  <pic:nvPicPr>
+                    <pic:cNvPr id="0" name="image.png"/>
+                    <pic:cNvPicPr/>
+                  </pic:nvPicPr>
+                  <pic:blipFill>
+                    <a:blip r:embed="rId38"/>
+                    <a:stretch>
+                      <a:fillRect/>
+                    </a:stretch>
+                  </pic:blipFill>
+                  <pic:spPr>
+                    <a:xfrm>
+                      <a:off x="0" y="0"/>
+                      <a:ext cx="5943600" cy="8219751"/>
+                    </a:xfrm>
+                    <a:prstGeom prst="rect"/>
+                  </pic:spPr>
+                </pic:pic>
+              </a:graphicData>
+            </a:graphic>
+          </wp:inline>
+        </w:drawing>
+      </w:r>
+    </w:p>
+    <w:p/>
+    <w:p>
+      <w:pPr>
+        <w:pStyle w:val="Heading2"/>
+      </w:pPr>
+      <w:r>
+        <w:t>Flow Summary</w:t>
+      </w:r>
+    </w:p>
+    <w:tbl>
+      <w:tblPr>
+        <w:tblStyle w:val="TableGrid"/>
+        <w:tblW w:type="auto" w:w="0"/>
+        <w:tblLook w:firstColumn="1" w:firstRow="1" w:lastColumn="0" w:lastRow="0" w:noHBand="0" w:noVBand="1" w:val="04A0"/>
+      </w:tblPr>
+      <w:tblGrid>
+        <w:gridCol w:w="2880"/>
+        <w:gridCol w:w="2880"/>
+        <w:gridCol w:w="2880"/>
+      </w:tblGrid>
+      <w:tr>
+        <w:tc>
+          <w:tcPr>
+            <w:tcW w:type="dxa" w:w="2880"/>
+          </w:tcPr>
+          <w:p>
+            <w:r>
+              <w:rPr>
+                <w:b/>
+                <w:sz w:val="18"/>
+              </w:rPr>
+              <w:t>Step</w:t>
+            </w:r>
+          </w:p>
+        </w:tc>
+        <w:tc>
+          <w:tcPr>
+            <w:tcW w:type="dxa" w:w="2880"/>
+          </w:tcPr>
+          <w:p>
+            <w:r>
+              <w:rPr>
+                <w:b/>
+                <w:sz w:val="18"/>
+              </w:rPr>
+              <w:t>Sign-Up</w:t>
+            </w:r>
+          </w:p>
+        </w:tc>
+        <w:tc>
+          <w:tcPr>
+            <w:tcW w:type="dxa" w:w="2880"/>
+          </w:tcPr>
+          <w:p>
+            <w:r>
+              <w:rPr>
+                <w:b/>
+                <w:sz w:val="18"/>
+              </w:rPr>
+              <w:t>Login</w:t>
+            </w:r>
+          </w:p>
+        </w:tc>
+      </w:tr>
+      <w:tr>
+        <w:tc>
+          <w:tcPr>
+            <w:tcW w:type="dxa" w:w="2880"/>
+          </w:tcPr>
+          <w:p>
+            <w:r>
+              <w:rPr>
+                <w:sz w:val="18"/>
+              </w:rPr>
+              <w:t>1</w:t>
+            </w:r>
+          </w:p>
+        </w:tc>
+        <w:tc>
+          <w:tcPr>
+            <w:tcW w:type="dxa" w:w="2880"/>
+          </w:tcPr>
+          <w:p>
+            <w:r>
+              <w:rPr>
+                <w:sz w:val="18"/>
+              </w:rPr>
+              <w:t>User opens Sign-Up page</w:t>
+            </w:r>
+          </w:p>
+        </w:tc>
+        <w:tc>
+          <w:tcPr>
+            <w:tcW w:type="dxa" w:w="2880"/>
+          </w:tcPr>
+          <w:p>
+            <w:r>
+              <w:rPr>
+                <w:sz w:val="18"/>
+              </w:rPr>
+              <w:t>User opens Login page</w:t>
+            </w:r>
+          </w:p>
+        </w:tc>
+      </w:tr>
+      <w:tr>
+        <w:tc>
+          <w:tcPr>
+            <w:tcW w:type="dxa" w:w="2880"/>
+          </w:tcPr>
+          <w:p>
+            <w:r>
+              <w:rPr>
+                <w:sz w:val="18"/>
+              </w:rPr>
+              <w:t>2</w:t>
+            </w:r>
+          </w:p>
+        </w:tc>
+        <w:tc>
+          <w:tcPr>
+            <w:tcW w:type="dxa" w:w="2880"/>
+          </w:tcPr>
+          <w:p>
+            <w:r>
+              <w:rPr>
+                <w:sz w:val="18"/>
+              </w:rPr>
+              <w:t>Fills email/phone + password + confirm</w:t>
+            </w:r>
+          </w:p>
+        </w:tc>
+        <w:tc>
+          <w:tcPr>
+            <w:tcW w:type="dxa" w:w="2880"/>
+          </w:tcPr>
+          <w:p>
+            <w:r>
+              <w:rPr>
+                <w:sz w:val="18"/>
+              </w:rPr>
+              <w:t>Fills email or phone + password</w:t>
+            </w:r>
+          </w:p>
+        </w:tc>
+      </w:tr>
+      <w:tr>
+        <w:tc>
+          <w:tcPr>
+            <w:tcW w:type="dxa" w:w="2880"/>
+          </w:tcPr>
+          <w:p>
+            <w:r>
+              <w:rPr>
+                <w:sz w:val="18"/>
+              </w:rPr>
+              <w:t>3</w:t>
+            </w:r>
+          </w:p>
+        </w:tc>
+        <w:tc>
+          <w:tcPr>
+            <w:tcW w:type="dxa" w:w="2880"/>
+          </w:tcPr>
+          <w:p>
+            <w:r>
+              <w:rPr>
+                <w:sz w:val="18"/>
+              </w:rPr>
+              <w:t>Per-character validation (email · phone · password · match)</w:t>
+            </w:r>
+          </w:p>
+        </w:tc>
+        <w:tc>
+          <w:tcPr>
+            <w:tcW w:type="dxa" w:w="2880"/>
+          </w:tcPr>
+          <w:p>
+            <w:r>
+              <w:rPr>
+                <w:sz w:val="18"/>
+              </w:rPr>
+              <w:t>Per-character validation (emailOrPhone · password ≥6 chars)</w:t>
+            </w:r>
+          </w:p>
+        </w:tc>
+      </w:tr>
+      <w:tr>
+        <w:tc>
+          <w:tcPr>
+            <w:tcW w:type="dxa" w:w="2880"/>
+          </w:tcPr>
+          <w:p>
+            <w:r>
+              <w:rPr>
+                <w:sz w:val="18"/>
+              </w:rPr>
+              <w:t>4</w:t>
+            </w:r>
+          </w:p>
+        </w:tc>
+        <w:tc>
+          <w:tcPr>
+            <w:tcW w:type="dxa" w:w="2880"/>
+          </w:tcPr>
+          <w:p>
+            <w:r>
+              <w:rPr>
+                <w:sz w:val="18"/>
+              </w:rPr>
+              <w:t>Button enabled only when all fields valid</w:t>
+            </w:r>
+          </w:p>
+        </w:tc>
+        <w:tc>
+          <w:tcPr>
+            <w:tcW w:type="dxa" w:w="2880"/>
+          </w:tcPr>
+          <w:p>
+            <w:r>
+              <w:rPr>
+                <w:sz w:val="18"/>
+              </w:rPr>
+              <w:t>Button enabled only when all fields valid</w:t>
+            </w:r>
+          </w:p>
+        </w:tc>
+      </w:tr>
+      <w:tr>
+        <w:tc>
+          <w:tcPr>
+            <w:tcW w:type="dxa" w:w="2880"/>
+          </w:tcPr>
+          <w:p>
+            <w:r>
+              <w:rPr>
+                <w:sz w:val="18"/>
+              </w:rPr>
+              <w:t>5</w:t>
+            </w:r>
+          </w:p>
+        </w:tc>
+        <w:tc>
+          <w:tcPr>
+            <w:tcW w:type="dxa" w:w="2880"/>
+          </w:tcPr>
+          <w:p>
+            <w:r>
+              <w:rPr>
+                <w:sz w:val="18"/>
+              </w:rPr>
+              <w:t>UserStore.register() called</w:t>
+            </w:r>
+          </w:p>
+        </w:tc>
+        <w:tc>
+          <w:tcPr>
+            <w:tcW w:type="dxa" w:w="2880"/>
+          </w:tcPr>
+          <w:p>
+            <w:r>
+              <w:rPr>
+                <w:sz w:val="18"/>
+              </w:rPr>
+              <w:t>UserStore.verify() called</w:t>
+            </w:r>
+          </w:p>
+        </w:tc>
+      </w:tr>
+      <w:tr>
+        <w:tc>
+          <w:tcPr>
+            <w:tcW w:type="dxa" w:w="2880"/>
+          </w:tcPr>
+          <w:p>
+            <w:r>
+              <w:rPr>
+                <w:sz w:val="18"/>
+              </w:rPr>
+              <w:t>6</w:t>
+            </w:r>
+          </w:p>
+        </w:tc>
+        <w:tc>
+          <w:tcPr>
+            <w:tcW w:type="dxa" w:w="2880"/>
+          </w:tcPr>
+          <w:p>
+            <w:r>
+              <w:rPr>
+                <w:sz w:val="18"/>
+              </w:rPr>
+              <w:t>If user exists → redirect to /login</w:t>
+            </w:r>
+          </w:p>
+        </w:tc>
+        <w:tc>
+          <w:tcPr>
+            <w:tcW w:type="dxa" w:w="2880"/>
+          </w:tcPr>
+          <w:p>
+            <w:r>
+              <w:rPr>
+                <w:sz w:val="18"/>
+              </w:rPr>
+              <w:t>If credentials invalid → show "Invalid credentials"</w:t>
+            </w:r>
+          </w:p>
+        </w:tc>
+      </w:tr>
+      <w:tr>
+        <w:tc>
+          <w:tcPr>
+            <w:tcW w:type="dxa" w:w="2880"/>
+          </w:tcPr>
+          <w:p>
+            <w:r>
+              <w:rPr>
+                <w:sz w:val="18"/>
+              </w:rPr>
+              <w:t>7</w:t>
+            </w:r>
+          </w:p>
+        </w:tc>
+        <w:tc>
+          <w:tcPr>
+            <w:tcW w:type="dxa" w:w="2880"/>
+          </w:tcPr>
+          <w:p>
+            <w:r>
+              <w:rPr>
+                <w:sz w:val="18"/>
+              </w:rPr>
+              <w:t>If new user → saved to AsyncStorage → redirect to /login</w:t>
+            </w:r>
+          </w:p>
+        </w:tc>
+        <w:tc>
+          <w:tcPr>
+            <w:tcW w:type="dxa" w:w="2880"/>
+          </w:tcPr>
+          <w:p>
+            <w:r>
+              <w:rPr>
+                <w:sz w:val="18"/>
+              </w:rPr>
+              <w:t>If valid → login() dispatched to Redux → redirect to /home</w:t>
+            </w:r>
+          </w:p>
+        </w:tc>
+      </w:tr>
+    </w:tbl>
     <w:sectPr>
       <w:pgSz w:w="12240" w:h="15840"/>
       <w:pgMar w:top="1440" w:right="1800" w:bottom="1440" w:left="1800" w:header="720" w:footer="720" w:gutter="0"/>
